--- a/themes/introduction/introduction draft (pravka).docx
+++ b/themes/introduction/introduction draft (pravka).docx
@@ -773,7 +773,7 @@
           <w:rtl w:val="0"/>
           <w:lang w:val="en-US"/>
         </w:rPr>
-        <w:t xml:space="preserve">какие изменения самочувствия при беременности ожидаемы и как облегчить тошноту, изжогу, нарушения сна, боль в спине;</w:t>
+        <w:t xml:space="preserve">в каких ситуациях вызывать скорую помощь, а в каких ехать в роддом самостоятельно и что делать до приезда помощи;</w:t>
       </w:r>
     </w:p>
     <w:p>
@@ -793,7 +793,7 @@
           <w:rtl w:val="0"/>
           <w:lang w:val="en-US"/>
         </w:rPr>
-        <w:t xml:space="preserve">от чего при беременности действительно нужно отказаться, а что можно сохранить;</w:t>
+        <w:t xml:space="preserve">как устроено наблюдение беременности: к каким врачам и сколько раз ходить, чем скрининг отличается от диагностики, что означает «по показаниям» и почему один результат анализа редко оценивают отдельно;</w:t>
       </w:r>
     </w:p>
     <w:p>
@@ -813,7 +813,7 @@
           <w:rtl w:val="0"/>
           <w:lang w:val="en-US"/>
         </w:rPr>
-        <w:t xml:space="preserve">какие признаки требуют звонка врачу, а какие — срочного обращения в роддом или вызова скорой помощи;</w:t>
+        <w:t xml:space="preserve">какая прибавка веса ожидаема, какие витамины и добавки действительно нужны, какие продукты опасны и как их готовить, сколько кофе допустимо;</w:t>
       </w:r>
     </w:p>
     <w:p>
@@ -833,7 +833,227 @@
           <w:rtl w:val="0"/>
           <w:lang w:val="en-US"/>
         </w:rPr>
-        <w:t xml:space="preserve">что спросить на приёме и как понимать назначения и результаты обследований.</w:t>
+        <w:t xml:space="preserve">как облегчить тошноту, изжогу и запоры;</w:t>
+      </w:r>
+    </w:p>
+    <w:p>
+      <w:pPr>
+        <w:pStyle w:val="Compact"/>
+        <w:numPr>
+          <w:ilvl w:val="0"/>
+          <w:numId w:val="2"/>
+        </w:numPr>
+        <w:rPr>
+          <w:lang w:val="en-US"/>
+        </w:rPr>
+      </w:pPr>
+      <w:r>
+        <w:rPr>
+          <w:rFonts w:ascii="Cambria Italic" w:hAnsi="Cambria Italic" w:hint="default"/>
+          <w:rtl w:val="0"/>
+          <w:lang w:val="en-US"/>
+        </w:rPr>
+        <w:t xml:space="preserve">почему меняется сон, в какой позе спать после 28 недель и когда бессонница требует помощи врача;</w:t>
+      </w:r>
+    </w:p>
+    <w:p>
+      <w:pPr>
+        <w:pStyle w:val="Compact"/>
+        <w:numPr>
+          <w:ilvl w:val="0"/>
+          <w:numId w:val="2"/>
+        </w:numPr>
+        <w:rPr>
+          <w:lang w:val="en-US"/>
+        </w:rPr>
+      </w:pPr>
+      <w:r>
+        <w:rPr>
+          <w:rFonts w:ascii="Cambria Italic" w:hAnsi="Cambria Italic" w:hint="default"/>
+          <w:rtl w:val="0"/>
+          <w:lang w:val="en-US"/>
+        </w:rPr>
+        <w:t xml:space="preserve">какая физическая активность подходит и в каком объёме, как уменьшить боль в спине и тазу, зачем тренировать мышцы тазового дна и когда занятие нужно прекратить;</w:t>
+      </w:r>
+    </w:p>
+    <w:p>
+      <w:pPr>
+        <w:pStyle w:val="Compact"/>
+        <w:numPr>
+          <w:ilvl w:val="0"/>
+          <w:numId w:val="2"/>
+        </w:numPr>
+        <w:rPr>
+          <w:lang w:val="en-US"/>
+        </w:rPr>
+      </w:pPr>
+      <w:r>
+        <w:rPr>
+          <w:rFonts w:ascii="Cambria Italic" w:hAnsi="Cambria Italic" w:hint="default"/>
+          <w:rtl w:val="0"/>
+          <w:lang w:val="en-US"/>
+        </w:rPr>
+        <w:t xml:space="preserve">когда близость безопасна, что означает «половой покой» и какие симптомы после близости требуют действий;</w:t>
+      </w:r>
+    </w:p>
+    <w:p>
+      <w:pPr>
+        <w:pStyle w:val="Compact"/>
+        <w:numPr>
+          <w:ilvl w:val="0"/>
+          <w:numId w:val="2"/>
+        </w:numPr>
+        <w:rPr>
+          <w:lang w:val="en-US"/>
+        </w:rPr>
+      </w:pPr>
+      <w:r>
+        <w:rPr>
+          <w:rFonts w:ascii="Cambria Italic" w:hAnsi="Cambria Italic" w:hint="default"/>
+          <w:rtl w:val="0"/>
+          <w:lang w:val="en-US"/>
+        </w:rPr>
+        <w:t xml:space="preserve">как ухаживать за кожей, грудью и интимной зоной, какие выделения нормальны, а какие требуют осмотра, как оценить косметическое средство до применения;</w:t>
+      </w:r>
+    </w:p>
+    <w:p>
+      <w:pPr>
+        <w:pStyle w:val="Compact"/>
+        <w:numPr>
+          <w:ilvl w:val="0"/>
+          <w:numId w:val="2"/>
+        </w:numPr>
+        <w:rPr>
+          <w:lang w:val="en-US"/>
+        </w:rPr>
+      </w:pPr>
+      <w:r>
+        <w:rPr>
+          <w:rFonts w:ascii="Cambria Italic" w:hAnsi="Cambria Italic" w:hint="default"/>
+          <w:rtl w:val="0"/>
+          <w:lang w:val="en-US"/>
+        </w:rPr>
+        <w:t xml:space="preserve">почему кровоточат дёсны, когда и как лечить зубы, что известно о безопасности местной анестезии и рентгена у стоматолога;</w:t>
+      </w:r>
+    </w:p>
+    <w:p>
+      <w:pPr>
+        <w:pStyle w:val="Compact"/>
+        <w:numPr>
+          <w:ilvl w:val="0"/>
+          <w:numId w:val="2"/>
+        </w:numPr>
+        <w:rPr>
+          <w:lang w:val="en-US"/>
+        </w:rPr>
+      </w:pPr>
+      <w:r>
+        <w:rPr>
+          <w:rFonts w:ascii="Cambria Italic" w:hAnsi="Cambria Italic" w:hint="default"/>
+          <w:rtl w:val="0"/>
+          <w:lang w:val="en-US"/>
+        </w:rPr>
+        <w:t xml:space="preserve">как читать инструкцию к лекарству, чем снизить боль и температуру, что помогает при простуде и аллергии, почему назначенное лечение не прекращают самостоятельно и что делать, если препарат уже принят;</w:t>
+      </w:r>
+    </w:p>
+    <w:p>
+      <w:pPr>
+        <w:pStyle w:val="Compact"/>
+        <w:numPr>
+          <w:ilvl w:val="0"/>
+          <w:numId w:val="2"/>
+        </w:numPr>
+        <w:rPr>
+          <w:lang w:val="en-US"/>
+        </w:rPr>
+      </w:pPr>
+      <w:r>
+        <w:rPr>
+          <w:rFonts w:ascii="Cambria Italic" w:hAnsi="Cambria Italic" w:hint="default"/>
+          <w:rtl w:val="0"/>
+          <w:lang w:val="en-US"/>
+        </w:rPr>
+        <w:t xml:space="preserve">чем опасны алкоголь, курение — в том числе пассивное — и электронные сигареты, как снизить контакт с бытовой химией, что гарантирует закон беременной работнице, как безопасно ездить в машине и путешествовать;</w:t>
+      </w:r>
+    </w:p>
+    <w:p>
+      <w:pPr>
+        <w:pStyle w:val="Compact"/>
+        <w:numPr>
+          <w:ilvl w:val="0"/>
+          <w:numId w:val="2"/>
+        </w:numPr>
+        <w:rPr>
+          <w:lang w:val="en-US"/>
+        </w:rPr>
+      </w:pPr>
+      <w:r>
+        <w:rPr>
+          <w:rFonts w:ascii="Cambria Italic" w:hAnsi="Cambria Italic" w:hint="default"/>
+          <w:rtl w:val="0"/>
+          <w:lang w:val="en-US"/>
+        </w:rPr>
+        <w:t xml:space="preserve">какие инфекции опасны при беременности и как от них защититься, какие прививки делают, что делать после контакта с заболевшим и как понимать анализы на инфекции;</w:t>
+      </w:r>
+    </w:p>
+    <w:p>
+      <w:pPr>
+        <w:pStyle w:val="Compact"/>
+        <w:numPr>
+          <w:ilvl w:val="0"/>
+          <w:numId w:val="2"/>
+        </w:numPr>
+        <w:rPr>
+          <w:lang w:val="en-US"/>
+        </w:rPr>
+      </w:pPr>
+      <w:r>
+        <w:rPr>
+          <w:rFonts w:ascii="Cambria Italic" w:hAnsi="Cambria Italic" w:hint="default"/>
+          <w:rtl w:val="0"/>
+          <w:lang w:val="en-US"/>
+        </w:rPr>
+        <w:t xml:space="preserve">как отличить обычные переживания от тревожного расстройства и депрессии, к кому обращаться за помощью и что делать, если отношения стали небезопасными;</w:t>
+      </w:r>
+    </w:p>
+    <w:p>
+      <w:pPr>
+        <w:pStyle w:val="Compact"/>
+        <w:numPr>
+          <w:ilvl w:val="0"/>
+          <w:numId w:val="2"/>
+        </w:numPr>
+        <w:rPr>
+          <w:lang w:val="en-US"/>
+        </w:rPr>
+      </w:pPr>
+      <w:r>
+        <w:rPr>
+          <w:rFonts w:ascii="Cambria Italic" w:hAnsi="Cambria Italic" w:hint="default"/>
+          <w:rtl w:val="0"/>
+          <w:lang w:val="en-US"/>
+        </w:rPr>
+        <w:t xml:space="preserve">как следить дома за шевелениями ребёнка и давлением, какие изменения сообщать врачу и как быстро;</w:t>
+      </w:r>
+    </w:p>
+    <w:p>
+      <w:pPr>
+        <w:pStyle w:val="Compact"/>
+        <w:numPr>
+          <w:ilvl w:val="0"/>
+          <w:numId w:val="2"/>
+        </w:numPr>
+        <w:rPr>
+          <w:lang w:val="en-US"/>
+        </w:rPr>
+      </w:pPr>
+      <w:r>
+        <w:rPr>
+          <w:rFonts w:ascii="Cambria Italic" w:hAnsi="Cambria Italic" w:hint="default"/>
+          <w:rtl w:val="0"/>
+          <w:lang w:val="en-US"/>
+        </w:rPr>
+        <w:t xml:space="preserve">как подготовиться к приёму у врача и как проверять медицинскую информацию, найденную в интернете.</w:t>
       </w:r>
     </w:p>
     <w:p>

--- a/themes/introduction/introduction draft (pravka).docx
+++ b/themes/introduction/introduction draft (pravka).docx
@@ -1079,7 +1079,7 @@
           <w:rtl w:val="0"/>
           <w:lang w:val="en-US"/>
         </w:rPr>
-        <w:t xml:space="preserve">Сведения в книге основаны на действующих российских клинических рекомендациях и документах Минздрава — тех же, которыми руководствуются врачи женских консультаций и родильных домов. Когда российские документы вопрос не рассматривают, использованы рекомендации Всемирной организации здравоохранения и зарубежных профессиональных медицинских обществ. Там, где надёжных данных нет или исследования противоречат друг другу, это сказано прямо.</w:t>
+        <w:t xml:space="preserve">Сведения в книге основаны на действующих российских клинических рекомендациях — тех же, которыми руководствуются врачи женских консультаций и родильных домов.</w:t>
       </w:r>
     </w:p>
     <w:p>
@@ -1116,7 +1116,7 @@
           <w:rtl w:val="0"/>
           <w:lang w:val="en-US"/>
         </w:rPr>
-        <w:t xml:space="preserve">Для беременных и для тех, кто беременность планирует.</w:t>
+        <w:t xml:space="preserve">Для беременных и для тех, кто беременность планирует. Она о том, как жить эти месяцы: что есть и пить, как спать и двигаться, как ухаживать за телом и зубами</w:t>
       </w:r>
       <w:r>
         <w:rPr>
@@ -1127,8 +1127,28 @@
       </w:r>
       <w:r>
         <w:rPr>
-          <w:rtl w:val="0"/>
-          <w:lang w:val="en-US"/>
+          <w:strike/>
+          <w:color w:val="C00000"/>
+          <w:rtl w:val="0"/>
+          <w:lang w:val="ru-RU"/>
+        </w:rPr>
+        <w:t xml:space="preserve"> (придумать замену - неприятно звучит слово)</w:t>
+      </w:r>
+      <w:r>
+        <w:rPr>
+          <w:strike/>
+          <w:color w:val="C00000"/>
+          <w:rtl w:val="0"/>
+          <w:lang w:val="en-US"/>
+        </w:rPr>
+        <w:t xml:space="preserve">, что делать с лекарствами, привычками, инфекциями и тревогой, как следить за своим состоянием дома и когда пора к врачу.</w:t>
+      </w:r>
+      <w:r>
+        <w:rPr>
+          <w:strike/>
+          <w:color w:val="C00000"/>
+          <w:rtl w:val="0"/>
+          <w:lang w:val="ru-RU"/>
         </w:rPr>
         <w:t xml:space="preserve"> </w:t>
       </w:r>
@@ -1139,71 +1159,828 @@
           <w:rtl w:val="0"/>
           <w:lang w:val="en-US"/>
         </w:rPr>
-        <w:t xml:space="preserve">Она о том</w:t>
-      </w:r>
-      <w:r>
-        <w:rPr>
-          <w:rtl w:val="0"/>
-          <w:lang w:val="en-US"/>
-        </w:rPr>
-        <w:t xml:space="preserve">Книга о том</w:t>
-      </w:r>
-      <w:r>
-        <w:rPr>
-          <w:rtl w:val="0"/>
-          <w:lang w:val="en-US"/>
-        </w:rPr>
-        <w:t xml:space="preserve">, как жить эти месяцы: что есть и пить, как спать и двигаться, как </w:t>
-      </w:r>
-      <w:r>
-        <w:rPr>
-          <w:strike/>
-          <w:color w:val="C00000"/>
-          <w:rtl w:val="0"/>
-          <w:lang w:val="en-US"/>
-        </w:rPr>
-        <w:t xml:space="preserve">ухаживать за телом и зубами</w:t>
-      </w:r>
-      <w:r>
-        <w:rPr>
-          <w:rtl w:val="0"/>
-          <w:lang w:val="en-US"/>
-        </w:rPr>
-        <w:t xml:space="preserve">беречь кожу и зубы</w:t>
-      </w:r>
-      <w:r>
-        <w:rPr>
-          <w:strike/>
-          <w:color w:val="C00000"/>
+        <w:t xml:space="preserve">Если она пока в планах, книга пригодится раньше, чем кажется: часть решений — от фолиевой кислоты до прививки от краснухи — принимают до зачатия.</w:t>
+      </w:r>
+    </w:p>
+    <w:p>
+      <w:pPr>
+        <w:pStyle w:val="Body Text"/>
+      </w:pPr>
+      <w:r>
+        <w:rPr>
+          <w:rtl w:val="0"/>
+          <w:lang w:val="en-US"/>
+        </w:rPr>
+        <w:t xml:space="preserve">Книга будет полезна и тем, кто беременность планирует: часть мер — приём фолиевой кислоты, прививку от краснухи — проводят до зачатия.</w:t>
+      </w:r>
+    </w:p>
+    <w:p>
+      <w:pPr>
+        <w:pStyle w:val="Body Text"/>
+      </w:pPr>
+      <w:r>
+        <w:rPr>
+          <w:rtl w:val="0"/>
+          <w:lang w:val="en-US"/>
+        </w:rPr>
+        <w:t xml:space="preserve">Книга написана для беременности без осложнений. Если у вас хроническая болезнь или беременность идёт непросто, она тоже пригодится, но часть общих правил к вам может не подойти. При таких случаях в тексте указано, что решение за врачом, который вас ведёт.</w:t>
+      </w:r>
+    </w:p>
+    <w:p>
+      <w:pPr>
+        <w:pStyle w:val="Body Text"/>
+      </w:pPr>
+      <w:r>
+        <w:rPr>
+          <w:rtl w:val="0"/>
+          <w:lang w:val="en-US"/>
+        </w:rPr>
+        <w:t xml:space="preserve">Если книгу взял в руки партнёр, мама или подруга, для них в конце Введения есть отдельная страница.</w:t>
+      </w:r>
+      <w:bookmarkEnd w:id="2"/>
+    </w:p>
+    <w:p>
+      <w:pPr>
+        <w:pStyle w:val="Рубрика 2"/>
+      </w:pPr>
+      <w:bookmarkStart w:name="чтовынайдётевнутри" w:id="3"/>
+      <w:r>
+        <w:rPr>
+          <w:rFonts w:cs="Arial Unicode MS" w:eastAsia="Arial Unicode MS" w:hint="default"/>
           <w:rtl w:val="0"/>
           <w:lang w:val="ru-RU"/>
         </w:rPr>
-        <w:t xml:space="preserve"> (придумать замену - неприятно звучит слово)</w:t>
-      </w:r>
-      <w:r>
-        <w:rPr>
-          <w:rtl w:val="0"/>
-          <w:lang w:val="en-US"/>
-        </w:rPr>
-        <w:t xml:space="preserve">, что делать с лекарствами, привычками, инфекциями и тревогой, как следить за своим состоянием дома и когда пора к врачу.</w:t>
-      </w:r>
-      <w:r>
-        <w:rPr>
-          <w:strike/>
-          <w:color w:val="C00000"/>
+        <w:t>Что вы найдёте внутри</w:t>
+      </w:r>
+    </w:p>
+    <w:p>
+      <w:pPr>
+        <w:pStyle w:val="Body Text"/>
+      </w:pPr>
+      <w:r>
+        <w:rPr>
+          <w:rtl w:val="0"/>
+          <w:lang w:val="en-US"/>
+        </w:rPr>
+        <w:t xml:space="preserve">Книга состоит из четырёх частей: Раздела 0, Ориентационного раздела, одиннадцати тем и приложений.</w:t>
+      </w:r>
+    </w:p>
+    <w:p>
+      <w:pPr>
+        <w:pStyle w:val="Compact"/>
+        <w:numPr>
+          <w:ilvl w:val="0"/>
+          <w:numId w:val="2"/>
+        </w:numPr>
+        <w:rPr>
+          <w:lang w:val="en-US"/>
+        </w:rPr>
+      </w:pPr>
+      <w:r>
+        <w:rPr>
+          <w:rtl w:val="0"/>
+          <w:lang w:val="en-US"/>
+        </w:rPr>
+        <w:t xml:space="preserve">Раздел 0. Быстрая помощь: когда нельзя ждать</w:t>
+      </w:r>
+    </w:p>
+    <w:p>
+      <w:pPr>
+        <w:pStyle w:val="Compact"/>
+        <w:numPr>
+          <w:ilvl w:val="0"/>
+          <w:numId w:val="2"/>
+        </w:numPr>
+        <w:rPr>
+          <w:lang w:val="en-US"/>
+        </w:rPr>
+      </w:pPr>
+      <w:r>
+        <w:rPr>
+          <w:rtl w:val="0"/>
+          <w:lang w:val="en-US"/>
+        </w:rPr>
+        <w:t xml:space="preserve">Ориентационный раздел. Как устроено медицинское наблюдение беременности</w:t>
+      </w:r>
+    </w:p>
+    <w:p>
+      <w:pPr>
+        <w:pStyle w:val="Compact"/>
+        <w:numPr>
+          <w:ilvl w:val="0"/>
+          <w:numId w:val="2"/>
+        </w:numPr>
+        <w:rPr>
+          <w:lang w:val="en-US"/>
+        </w:rPr>
+      </w:pPr>
+      <w:r>
+        <w:rPr>
+          <w:rFonts w:ascii="Cambria Bold" w:hAnsi="Cambria Bold" w:hint="default"/>
+          <w:rtl w:val="0"/>
+          <w:lang w:val="en-US"/>
+        </w:rPr>
+        <w:t xml:space="preserve">Тема </w:t>
+      </w:r>
+      <w:r>
+        <w:rPr>
+          <w:rFonts w:ascii="Cambria Bold" w:hAnsi="Cambria Bold"/>
+          <w:rtl w:val="0"/>
+          <w:lang w:val="en-US"/>
+        </w:rPr>
+        <w:t>1.</w:t>
+      </w:r>
+      <w:r>
+        <w:rPr>
+          <w:strike/>
+          <w:color w:val="C00000"/>
+          <w:rtl w:val="0"/>
+          <w:lang w:val="en-US"/>
+        </w:rPr>
+        <w:t xml:space="preserve"> Питание и питьё: прибавка веса, витамины, особые рационы, тошнота и изжога, пищевая безопасность, кофеин.</w:t>
+      </w:r>
+      <w:r>
+        <w:rPr>
+          <w:rtl w:val="0"/>
+          <w:lang w:val="en-US"/>
+        </w:rPr>
+        <w:t xml:space="preserve"> Питание и питьевой режим во время беременности</w:t>
+      </w:r>
+    </w:p>
+    <w:p>
+      <w:pPr>
+        <w:pStyle w:val="Compact"/>
+        <w:numPr>
+          <w:ilvl w:val="0"/>
+          <w:numId w:val="2"/>
+        </w:numPr>
+        <w:rPr>
+          <w:lang w:val="en-US"/>
+        </w:rPr>
+      </w:pPr>
+      <w:r>
+        <w:rPr>
+          <w:rFonts w:ascii="Cambria Bold" w:hAnsi="Cambria Bold" w:hint="default"/>
+          <w:rtl w:val="0"/>
+          <w:lang w:val="en-US"/>
+        </w:rPr>
+        <w:t xml:space="preserve">Тема </w:t>
+      </w:r>
+      <w:r>
+        <w:rPr>
+          <w:rFonts w:ascii="Cambria Bold" w:hAnsi="Cambria Bold"/>
+          <w:rtl w:val="0"/>
+          <w:lang w:val="en-US"/>
+        </w:rPr>
+        <w:t>2.</w:t>
+      </w:r>
+      <w:r>
+        <w:rPr>
+          <w:strike/>
+          <w:color w:val="C00000"/>
+          <w:rtl w:val="0"/>
+          <w:lang w:val="en-US"/>
+        </w:rPr>
+        <w:t xml:space="preserve"> Сон: почему он меняется, что мешает, в какой позе спать после 28 недель.</w:t>
+      </w:r>
+      <w:r>
+        <w:rPr>
+          <w:rtl w:val="0"/>
+          <w:lang w:val="en-US"/>
+        </w:rPr>
+        <w:t xml:space="preserve"> Режим дня, сон и восстановление</w:t>
+      </w:r>
+    </w:p>
+    <w:p>
+      <w:pPr>
+        <w:pStyle w:val="Compact"/>
+        <w:numPr>
+          <w:ilvl w:val="0"/>
+          <w:numId w:val="2"/>
+        </w:numPr>
+        <w:rPr>
+          <w:lang w:val="en-US"/>
+        </w:rPr>
+      </w:pPr>
+      <w:r>
+        <w:rPr>
+          <w:rFonts w:ascii="Cambria Bold" w:hAnsi="Cambria Bold" w:hint="default"/>
+          <w:rtl w:val="0"/>
+          <w:lang w:val="en-US"/>
+        </w:rPr>
+        <w:t xml:space="preserve">Тема </w:t>
+      </w:r>
+      <w:r>
+        <w:rPr>
+          <w:rFonts w:ascii="Cambria Bold" w:hAnsi="Cambria Bold"/>
+          <w:rtl w:val="0"/>
+          <w:lang w:val="en-US"/>
+        </w:rPr>
+        <w:t>3.</w:t>
+      </w:r>
+      <w:r>
+        <w:rPr>
+          <w:strike/>
+          <w:color w:val="C00000"/>
+          <w:rtl w:val="0"/>
+          <w:lang w:val="en-US"/>
+        </w:rPr>
+        <w:t xml:space="preserve"> Движение: кому и сколько можно, какие нагрузки подходят, боль в спине, тазовое дно, когда прекратить занятие.</w:t>
+      </w:r>
+      <w:r>
+        <w:rPr>
+          <w:rtl w:val="0"/>
+          <w:lang w:val="en-US"/>
+        </w:rPr>
+        <w:t xml:space="preserve"> Физическая активность и тело</w:t>
+      </w:r>
+    </w:p>
+    <w:p>
+      <w:pPr>
+        <w:pStyle w:val="Compact"/>
+        <w:numPr>
+          <w:ilvl w:val="0"/>
+          <w:numId w:val="2"/>
+        </w:numPr>
+        <w:rPr>
+          <w:lang w:val="en-US"/>
+        </w:rPr>
+      </w:pPr>
+      <w:r>
+        <w:rPr>
+          <w:rFonts w:ascii="Cambria Bold" w:hAnsi="Cambria Bold" w:hint="default"/>
+          <w:rtl w:val="0"/>
+          <w:lang w:val="en-US"/>
+        </w:rPr>
+        <w:t xml:space="preserve">Тема </w:t>
+      </w:r>
+      <w:r>
+        <w:rPr>
+          <w:rFonts w:ascii="Cambria Bold" w:hAnsi="Cambria Bold"/>
+          <w:rtl w:val="0"/>
+          <w:lang w:val="en-US"/>
+        </w:rPr>
+        <w:t>4.</w:t>
+      </w:r>
+      <w:r>
+        <w:rPr>
+          <w:strike/>
+          <w:color w:val="C00000"/>
+          <w:rtl w:val="0"/>
+          <w:lang w:val="en-US"/>
+        </w:rPr>
+        <w:t xml:space="preserve"> Интимная жизнь: безопасность, желание, боль, защита от инфекций, половой покой.</w:t>
+      </w:r>
+      <w:r>
+        <w:rPr>
+          <w:rtl w:val="0"/>
+          <w:lang w:val="en-US"/>
+        </w:rPr>
+        <w:t xml:space="preserve"> Интимное здоровье и сексуальная жизнь</w:t>
+      </w:r>
+    </w:p>
+    <w:p>
+      <w:pPr>
+        <w:pStyle w:val="Compact"/>
+        <w:numPr>
+          <w:ilvl w:val="0"/>
+          <w:numId w:val="2"/>
+        </w:numPr>
+        <w:rPr>
+          <w:lang w:val="en-US"/>
+        </w:rPr>
+      </w:pPr>
+      <w:r>
+        <w:rPr>
+          <w:rFonts w:ascii="Cambria Bold" w:hAnsi="Cambria Bold" w:hint="default"/>
+          <w:rtl w:val="0"/>
+          <w:lang w:val="en-US"/>
+        </w:rPr>
+        <w:t xml:space="preserve">Тема </w:t>
+      </w:r>
+      <w:r>
+        <w:rPr>
+          <w:rFonts w:ascii="Cambria Bold" w:hAnsi="Cambria Bold"/>
+          <w:rtl w:val="0"/>
+          <w:lang w:val="en-US"/>
+        </w:rPr>
+        <w:t>5.</w:t>
+      </w:r>
+      <w:r>
+        <w:rPr>
+          <w:strike/>
+          <w:color w:val="C00000"/>
+          <w:rtl w:val="0"/>
+          <w:lang w:val="en-US"/>
+        </w:rPr>
+        <w:t xml:space="preserve"> Кожа и гигиена: зуд, растяжки, косметика, грудь, интимная зона и выделения.</w:t>
+      </w:r>
+      <w:r>
+        <w:rPr>
+          <w:rtl w:val="0"/>
+          <w:lang w:val="en-US"/>
+        </w:rPr>
+        <w:t xml:space="preserve"> Кожа, уход за телом и интимная гигиена</w:t>
+      </w:r>
+    </w:p>
+    <w:p>
+      <w:pPr>
+        <w:pStyle w:val="Compact"/>
+        <w:numPr>
+          <w:ilvl w:val="0"/>
+          <w:numId w:val="2"/>
+        </w:numPr>
+        <w:rPr>
+          <w:lang w:val="en-US"/>
+        </w:rPr>
+      </w:pPr>
+      <w:r>
+        <w:rPr>
+          <w:rFonts w:ascii="Cambria Bold" w:hAnsi="Cambria Bold" w:hint="default"/>
+          <w:rtl w:val="0"/>
+          <w:lang w:val="en-US"/>
+        </w:rPr>
+        <w:t xml:space="preserve">Тема </w:t>
+      </w:r>
+      <w:r>
+        <w:rPr>
+          <w:rFonts w:ascii="Cambria Bold" w:hAnsi="Cambria Bold"/>
+          <w:rtl w:val="0"/>
+          <w:lang w:val="en-US"/>
+        </w:rPr>
+        <w:t>6.</w:t>
+      </w:r>
+      <w:r>
+        <w:rPr>
+          <w:strike/>
+          <w:color w:val="C00000"/>
+          <w:rtl w:val="0"/>
+          <w:lang w:val="en-US"/>
+        </w:rPr>
+        <w:t xml:space="preserve"> Зубы и дёсны: уход, лечение, анестезия и рентген при беременности.</w:t>
+      </w:r>
+      <w:r>
+        <w:rPr>
+          <w:rtl w:val="0"/>
+          <w:lang w:val="en-US"/>
+        </w:rPr>
+        <w:t xml:space="preserve"> Здоровье полости рта</w:t>
+      </w:r>
+    </w:p>
+    <w:p>
+      <w:pPr>
+        <w:pStyle w:val="Compact"/>
+        <w:numPr>
+          <w:ilvl w:val="0"/>
+          <w:numId w:val="2"/>
+        </w:numPr>
+        <w:rPr>
+          <w:lang w:val="en-US"/>
+        </w:rPr>
+      </w:pPr>
+      <w:r>
+        <w:rPr>
+          <w:rFonts w:ascii="Cambria Bold" w:hAnsi="Cambria Bold" w:hint="default"/>
+          <w:rtl w:val="0"/>
+          <w:lang w:val="en-US"/>
+        </w:rPr>
+        <w:t xml:space="preserve">Тема </w:t>
+      </w:r>
+      <w:r>
+        <w:rPr>
+          <w:rFonts w:ascii="Cambria Bold" w:hAnsi="Cambria Bold"/>
+          <w:rtl w:val="0"/>
+          <w:lang w:val="en-US"/>
+        </w:rPr>
+        <w:t>7.</w:t>
+      </w:r>
+      <w:r>
+        <w:rPr>
+          <w:strike/>
+          <w:color w:val="C00000"/>
+          <w:rtl w:val="0"/>
+          <w:lang w:val="en-US"/>
+        </w:rPr>
+        <w:t xml:space="preserve"> Лекарства и добавки: как читать инструкцию, чем снижать боль и температуру, что помогает при простуде, аллергии, изжоге, как быть, если препарат уже принят.</w:t>
+      </w:r>
+      <w:r>
+        <w:rPr>
+          <w:rtl w:val="0"/>
+          <w:lang w:val="en-US"/>
+        </w:rPr>
+        <w:t xml:space="preserve"> Лекарства, добавки и лечебные средства</w:t>
+      </w:r>
+    </w:p>
+    <w:p>
+      <w:pPr>
+        <w:pStyle w:val="Compact"/>
+        <w:numPr>
+          <w:ilvl w:val="0"/>
+          <w:numId w:val="2"/>
+        </w:numPr>
+        <w:rPr>
+          <w:lang w:val="en-US"/>
+        </w:rPr>
+      </w:pPr>
+      <w:r>
+        <w:rPr>
+          <w:rFonts w:ascii="Cambria Bold" w:hAnsi="Cambria Bold" w:hint="default"/>
+          <w:rtl w:val="0"/>
+          <w:lang w:val="en-US"/>
+        </w:rPr>
+        <w:t xml:space="preserve">Тема </w:t>
+      </w:r>
+      <w:r>
+        <w:rPr>
+          <w:rFonts w:ascii="Cambria Bold" w:hAnsi="Cambria Bold"/>
+          <w:rtl w:val="0"/>
+          <w:lang w:val="en-US"/>
+        </w:rPr>
+        <w:t>8.</w:t>
+      </w:r>
+      <w:r>
+        <w:rPr>
+          <w:strike/>
+          <w:color w:val="C00000"/>
+          <w:rtl w:val="0"/>
+          <w:lang w:val="en-US"/>
+        </w:rPr>
+        <w:t xml:space="preserve"> Привычки и воздействия: алкоголь, курение, бытовая химия, жара, работа, поездки, падения.</w:t>
+      </w:r>
+      <w:r>
+        <w:rPr>
+          <w:rtl w:val="0"/>
+          <w:lang w:val="en-US"/>
+        </w:rPr>
+        <w:t xml:space="preserve"> Привычки, воздействия и повседневная безопасность</w:t>
+      </w:r>
+    </w:p>
+    <w:p>
+      <w:pPr>
+        <w:pStyle w:val="Compact"/>
+        <w:numPr>
+          <w:ilvl w:val="0"/>
+          <w:numId w:val="2"/>
+        </w:numPr>
+        <w:rPr>
+          <w:lang w:val="en-US"/>
+        </w:rPr>
+      </w:pPr>
+      <w:r>
+        <w:rPr>
+          <w:rFonts w:ascii="Cambria Bold" w:hAnsi="Cambria Bold" w:hint="default"/>
+          <w:rtl w:val="0"/>
+          <w:lang w:val="en-US"/>
+        </w:rPr>
+        <w:t xml:space="preserve">Тема </w:t>
+      </w:r>
+      <w:r>
+        <w:rPr>
+          <w:rFonts w:ascii="Cambria Bold" w:hAnsi="Cambria Bold"/>
+          <w:rtl w:val="0"/>
+          <w:lang w:val="en-US"/>
+        </w:rPr>
+        <w:t>9.</w:t>
+      </w:r>
+      <w:r>
+        <w:rPr>
+          <w:strike/>
+          <w:color w:val="C00000"/>
+          <w:rtl w:val="0"/>
+          <w:lang w:val="en-US"/>
+        </w:rPr>
+        <w:t xml:space="preserve"> Инфекции и прививки: откуда берутся опасные инфекции, какие прививки делают, что делать после контакта с больным, как понимать анализы.</w:t>
+      </w:r>
+      <w:r>
+        <w:rPr>
+          <w:rtl w:val="0"/>
+          <w:lang w:val="en-US"/>
+        </w:rPr>
+        <w:t xml:space="preserve"> Инфекции и вакцинация</w:t>
+      </w:r>
+    </w:p>
+    <w:p>
+      <w:pPr>
+        <w:pStyle w:val="Compact"/>
+        <w:numPr>
+          <w:ilvl w:val="0"/>
+          <w:numId w:val="2"/>
+        </w:numPr>
+        <w:rPr>
+          <w:lang w:val="en-US"/>
+        </w:rPr>
+      </w:pPr>
+      <w:r>
+        <w:rPr>
+          <w:rFonts w:ascii="Cambria Bold" w:hAnsi="Cambria Bold" w:hint="default"/>
+          <w:rtl w:val="0"/>
+          <w:lang w:val="en-US"/>
+        </w:rPr>
+        <w:t xml:space="preserve">Тема </w:t>
+      </w:r>
+      <w:r>
+        <w:rPr>
+          <w:rFonts w:ascii="Cambria Bold" w:hAnsi="Cambria Bold"/>
+          <w:rtl w:val="0"/>
+          <w:lang w:val="en-US"/>
+        </w:rPr>
+        <w:t>10.</w:t>
+      </w:r>
+      <w:r>
+        <w:rPr>
+          <w:strike/>
+          <w:color w:val="C00000"/>
+          <w:rtl w:val="0"/>
+          <w:lang w:val="en-US"/>
+        </w:rPr>
+        <w:t xml:space="preserve"> Эмоциональное состояние: тревога, депрессия, страх родов, к кому идти, небезопасные отношения, кризис.</w:t>
+      </w:r>
+      <w:r>
+        <w:rPr>
+          <w:rtl w:val="0"/>
+          <w:lang w:val="en-US"/>
+        </w:rPr>
+        <w:t xml:space="preserve"> Эмоциональное состояние во время беременности</w:t>
+      </w:r>
+    </w:p>
+    <w:p>
+      <w:pPr>
+        <w:pStyle w:val="Compact"/>
+        <w:numPr>
+          <w:ilvl w:val="0"/>
+          <w:numId w:val="2"/>
+        </w:numPr>
+        <w:rPr>
+          <w:lang w:val="en-US"/>
+        </w:rPr>
+      </w:pPr>
+      <w:r>
+        <w:rPr>
+          <w:rFonts w:ascii="Cambria Bold" w:hAnsi="Cambria Bold" w:hint="default"/>
+          <w:rtl w:val="0"/>
+          <w:lang w:val="en-US"/>
+        </w:rPr>
+        <w:t xml:space="preserve">Тема </w:t>
+      </w:r>
+      <w:r>
+        <w:rPr>
+          <w:rFonts w:ascii="Cambria Bold" w:hAnsi="Cambria Bold"/>
+          <w:rtl w:val="0"/>
+          <w:lang w:val="en-US"/>
+        </w:rPr>
+        <w:t>11.</w:t>
+      </w:r>
+      <w:r>
+        <w:rPr>
+          <w:strike/>
+          <w:color w:val="C00000"/>
+          <w:rtl w:val="0"/>
+          <w:lang w:val="en-US"/>
+        </w:rPr>
+        <w:t xml:space="preserve"> Наблюдение дома: шевеления ребёнка, давление, дневник симптомов, когда звонить врачу и как быстро.</w:t>
+      </w:r>
+      <w:r>
+        <w:rPr>
+          <w:rtl w:val="0"/>
+          <w:lang w:val="en-US"/>
+        </w:rPr>
+        <w:t xml:space="preserve"> Как наблюдать за состоянием беременности дома</w:t>
+      </w:r>
+      <w:bookmarkEnd w:id="3"/>
+    </w:p>
+    <w:p>
+      <w:pPr>
+        <w:pStyle w:val="Compact"/>
+        <w:numPr>
+          <w:ilvl w:val="0"/>
+          <w:numId w:val="2"/>
+        </w:numPr>
+        <w:rPr>
+          <w:lang w:val="en-US"/>
+        </w:rPr>
+      </w:pPr>
+      <w:r>
+        <w:rPr>
+          <w:rtl w:val="0"/>
+          <w:lang w:val="en-US"/>
+        </w:rPr>
+        <w:t xml:space="preserve">Приложение 1. Навигатор по симптомам</w:t>
+      </w:r>
+    </w:p>
+    <w:p>
+      <w:pPr>
+        <w:pStyle w:val="Compact"/>
+        <w:numPr>
+          <w:ilvl w:val="0"/>
+          <w:numId w:val="2"/>
+        </w:numPr>
+        <w:rPr>
+          <w:lang w:val="en-US"/>
+        </w:rPr>
+      </w:pPr>
+      <w:r>
+        <w:rPr>
+          <w:rtl w:val="0"/>
+          <w:lang w:val="en-US"/>
+        </w:rPr>
+        <w:t xml:space="preserve">Приложение 2. Навигатор по жизненным ситуациям</w:t>
+      </w:r>
+    </w:p>
+    <w:p>
+      <w:pPr>
+        <w:pStyle w:val="Compact"/>
+        <w:numPr>
+          <w:ilvl w:val="0"/>
+          <w:numId w:val="2"/>
+        </w:numPr>
+        <w:rPr>
+          <w:lang w:val="en-US"/>
+        </w:rPr>
+      </w:pPr>
+      <w:r>
+        <w:rPr>
+          <w:rtl w:val="0"/>
+          <w:lang w:val="en-US"/>
+        </w:rPr>
+        <w:t xml:space="preserve">Приложение 3. Как определить срочность обращения</w:t>
+      </w:r>
+    </w:p>
+    <w:p>
+      <w:pPr>
+        <w:pStyle w:val="Compact"/>
+        <w:numPr>
+          <w:ilvl w:val="0"/>
+          <w:numId w:val="2"/>
+        </w:numPr>
+        <w:rPr>
+          <w:lang w:val="en-US"/>
+        </w:rPr>
+      </w:pPr>
+      <w:r>
+        <w:rPr>
+          <w:rtl w:val="0"/>
+          <w:lang w:val="en-US"/>
+        </w:rPr>
+        <w:t xml:space="preserve">Приложение 4. Как подготовиться к приёму или обращению за помощью</w:t>
+      </w:r>
+    </w:p>
+    <w:p>
+      <w:pPr>
+        <w:pStyle w:val="Compact"/>
+        <w:numPr>
+          <w:ilvl w:val="0"/>
+          <w:numId w:val="2"/>
+        </w:numPr>
+        <w:rPr>
+          <w:lang w:val="en-US"/>
+        </w:rPr>
+      </w:pPr>
+      <w:r>
+        <w:rPr>
+          <w:rtl w:val="0"/>
+          <w:lang w:val="en-US"/>
+        </w:rPr>
+        <w:t xml:space="preserve">Приложение 5. Мои лекарства и добавки</w:t>
+      </w:r>
+    </w:p>
+    <w:p>
+      <w:pPr>
+        <w:pStyle w:val="Compact"/>
+        <w:numPr>
+          <w:ilvl w:val="0"/>
+          <w:numId w:val="2"/>
+        </w:numPr>
+        <w:rPr>
+          <w:lang w:val="en-US"/>
+        </w:rPr>
+      </w:pPr>
+      <w:r>
+        <w:rPr>
+          <w:rtl w:val="0"/>
+          <w:lang w:val="en-US"/>
+        </w:rPr>
+        <w:t xml:space="preserve">Приложение 6. Как понимать медицинскую информацию</w:t>
+      </w:r>
+    </w:p>
+    <w:p>
+      <w:pPr>
+        <w:pStyle w:val="Compact"/>
+        <w:numPr>
+          <w:ilvl w:val="0"/>
+          <w:numId w:val="2"/>
+        </w:numPr>
+        <w:rPr>
+          <w:lang w:val="en-US"/>
+        </w:rPr>
+      </w:pPr>
+      <w:r>
+        <w:rPr>
+          <w:rtl w:val="0"/>
+          <w:lang w:val="en-US"/>
+        </w:rPr>
+        <w:t xml:space="preserve">Приложение 7. Как проверять медицинскую информацию в интернете</w:t>
+      </w:r>
+    </w:p>
+    <w:p>
+      <w:pPr>
+        <w:pStyle w:val="Compact"/>
+        <w:numPr>
+          <w:ilvl w:val="0"/>
+          <w:numId w:val="2"/>
+        </w:numPr>
+        <w:rPr>
+          <w:lang w:val="en-US"/>
+        </w:rPr>
+      </w:pPr>
+      <w:r>
+        <w:rPr>
+          <w:rtl w:val="0"/>
+          <w:lang w:val="en-US"/>
+        </w:rPr>
+        <w:t xml:space="preserve">Приложение 8. Чек-лист вопроса о лекарстве или другом средстве</w:t>
+      </w:r>
+    </w:p>
+    <w:p>
+      <w:pPr>
+        <w:pStyle w:val="Рубрика 2"/>
+      </w:pPr>
+      <w:bookmarkStart w:name="какустроенакнига" w:id="4"/>
+      <w:r>
+        <w:rPr>
+          <w:rFonts w:cs="Arial Unicode MS" w:eastAsia="Arial Unicode MS" w:hint="default"/>
           <w:rtl w:val="0"/>
           <w:lang w:val="ru-RU"/>
         </w:rPr>
-        <w:t xml:space="preserve"> </w:t>
-      </w:r>
-      <w:r>
-        <w:rPr>
-          <w:strike/>
-          <w:color w:val="C00000"/>
-          <w:rtl w:val="0"/>
-          <w:lang w:val="en-US"/>
-        </w:rPr>
-        <w:t xml:space="preserve">Если она пока в планах, книга пригодится раньше, чем кажется: часть решений — от фолиевой кислоты до прививки от краснухи — принимают до зачатия.</w:t>
+        <w:t>Как устроена книга</w:t>
+      </w:r>
+    </w:p>
+    <w:p>
+      <w:pPr>
+        <w:pStyle w:val="First Paragraph"/>
+      </w:pPr>
+      <w:r>
+        <w:rPr>
+          <w:strike/>
+          <w:color w:val="C00000"/>
+          <w:rtl w:val="0"/>
+          <w:lang w:val="en-US"/>
+        </w:rPr>
+        <w:t xml:space="preserve">Книга состоит из четырёх частей.</w:t>
+      </w:r>
+    </w:p>
+    <w:p>
+      <w:pPr>
+        <w:pStyle w:val="First Paragraph"/>
+      </w:pPr>
+      <w:bookmarkStart w:name="какустроенакнига2" w:id="5"/>
+      <w:r>
+        <w:rPr>
+          <w:strike/>
+          <w:color w:val="C00000"/>
+          <w:rtl w:val="0"/>
+          <w:lang w:val="en-US"/>
+        </w:rPr>
+        <w:t xml:space="preserve">В самом начале — </w:t>
+      </w:r>
+      <w:r>
+        <w:rPr>
+          <w:rFonts w:ascii="Cambria Bold" w:hAnsi="Cambria Bold" w:hint="default"/>
+          <w:rtl w:val="0"/>
+          <w:lang w:val="en-US"/>
+        </w:rPr>
+        <w:t xml:space="preserve">Раздел </w:t>
+      </w:r>
+      <w:r>
+        <w:rPr>
+          <w:rFonts w:ascii="Cambria Bold" w:hAnsi="Cambria Bold"/>
+          <w:rtl w:val="0"/>
+          <w:lang w:val="en-US"/>
+        </w:rPr>
+        <w:t xml:space="preserve">0 </w:t>
+      </w:r>
+      <w:r>
+        <w:rPr>
+          <w:rFonts w:ascii="Cambria Bold" w:hAnsi="Cambria Bold" w:hint="default"/>
+          <w:rtl w:val="0"/>
+          <w:lang w:val="en-US"/>
+        </w:rPr>
+        <w:t>«Быстрая помощь»</w:t>
+      </w:r>
+      <w:r>
+        <w:rPr>
+          <w:strike/>
+          <w:color w:val="C00000"/>
+          <w:rtl w:val="0"/>
+          <w:lang w:val="en-US"/>
+        </w:rPr>
+        <w:t xml:space="preserve">. Он стоит первым, чтобы его можно было открыть за секунды, когда страшно: кровь, сильная боль, судороги, ребёнок перестал двигаться. В нём только то, что нужно сделать сейчас.</w:t>
+      </w:r>
+      <w:r>
+        <w:rPr>
+          <w:rtl w:val="0"/>
+          <w:lang w:val="en-US"/>
+        </w:rPr>
+        <w:t xml:space="preserve"> стоит первым, чтобы в экстренной ситуации его можно было найти сразу. В нём только то, что нужно сделать сейчас.</w:t>
       </w:r>
     </w:p>
     <w:p>
@@ -1215,7 +1992,31 @@
           <w:rtl w:val="0"/>
           <w:lang w:val="en-US"/>
         </w:rPr>
-        <w:t xml:space="preserve">Книга будет полезна и тем, кто беременность планирует: часть мер — приём фолиевой кислоты, прививку от краснухи — проводят до зачатия.</w:t>
+        <w:t xml:space="preserve">За ним — </w:t>
+      </w:r>
+      <w:r>
+        <w:rPr>
+          <w:rFonts w:ascii="Cambria Bold" w:hAnsi="Cambria Bold" w:hint="default"/>
+          <w:rtl w:val="0"/>
+          <w:lang w:val="en-US"/>
+        </w:rPr>
+        <w:t>Ориентационный раздел</w:t>
+      </w:r>
+      <w:r>
+        <w:rPr>
+          <w:strike/>
+          <w:color w:val="C00000"/>
+          <w:rtl w:val="0"/>
+          <w:lang w:val="en-US"/>
+        </w:rPr>
+        <w:t xml:space="preserve">: как устроено наблюдение беременности. К каким врачам и сколько раз ходить, чем скрининг отличается от диагноза, что значит загадочное «по показаниям» и какие вопросы взять с собой на приём.</w:t>
+      </w:r>
+      <w:r>
+        <w:rPr>
+          <w:rtl w:val="0"/>
+          <w:lang w:val="en-US"/>
+        </w:rPr>
+        <w:t xml:space="preserve">: он описывает порядок наблюдения беременности, на который опираются советы в темах.</w:t>
       </w:r>
     </w:p>
     <w:p>
@@ -1227,7 +2028,22 @@
           <w:rtl w:val="0"/>
           <w:lang w:val="en-US"/>
         </w:rPr>
-        <w:t xml:space="preserve">Книга написана для беременности без осложнений. Если у вас хроническая болезнь или беременность идёт непросто, она тоже пригодится, но часть общих правил к вам может не подойти. При таких случаях в тексте указано, что решение за врачом, который вас ведёт.</w:t>
+        <w:t xml:space="preserve">Затем </w:t>
+      </w:r>
+      <w:r>
+        <w:rPr>
+          <w:rFonts w:ascii="Cambria Bold" w:hAnsi="Cambria Bold" w:hint="default"/>
+          <w:rtl w:val="0"/>
+          <w:lang w:val="en-US"/>
+        </w:rPr>
+        <w:t>одиннадцать тем</w:t>
+      </w:r>
+      <w:r>
+        <w:rPr>
+          <w:rtl w:val="0"/>
+          <w:lang w:val="en-US"/>
+        </w:rPr>
+        <w:t xml:space="preserve"> — основная часть книги. Их можно читать подряд, а можно открывать по одной, когда возник вопрос: каждая тема отвечает на свои вопросы целиком и не заставляет искать недостающее в других главах. Заголовок раздела называет вопрос, на который раздел отвечает, — например, «Боль в спине и тазу: почему возникает и что делать».</w:t>
       </w:r>
     </w:p>
     <w:p>
@@ -1239,617 +2055,31 @@
           <w:rtl w:val="0"/>
           <w:lang w:val="en-US"/>
         </w:rPr>
-        <w:t xml:space="preserve">Если книгу взял в руки партнёр, мама или подруга, для них в конце Введения есть отдельная страница.</w:t>
-      </w:r>
-      <w:bookmarkEnd w:id="2"/>
-    </w:p>
-    <w:p>
-      <w:pPr>
-        <w:pStyle w:val="Рубрика 2"/>
-      </w:pPr>
-      <w:bookmarkStart w:name="чтовынайдётевнутри" w:id="3"/>
-      <w:r>
-        <w:rPr>
-          <w:rFonts w:cs="Arial Unicode MS" w:eastAsia="Arial Unicode MS" w:hint="default"/>
-          <w:rtl w:val="0"/>
-          <w:lang w:val="ru-RU"/>
-        </w:rPr>
-        <w:t>Что вы найдёте внутри</w:t>
-      </w:r>
-    </w:p>
-    <w:p>
-      <w:pPr>
-        <w:pStyle w:val="Body Text"/>
-      </w:pPr>
-      <w:r>
-        <w:rPr>
-          <w:rtl w:val="0"/>
-          <w:lang w:val="en-US"/>
-        </w:rPr>
-        <w:t xml:space="preserve">Коротко о каждой теме:</w:t>
-      </w:r>
-    </w:p>
-    <w:p>
-      <w:pPr>
-        <w:pStyle w:val="Compact"/>
-        <w:numPr>
-          <w:ilvl w:val="0"/>
-          <w:numId w:val="2"/>
-        </w:numPr>
-        <w:rPr>
-          <w:lang w:val="en-US"/>
-        </w:rPr>
-      </w:pPr>
+        <w:t xml:space="preserve">В конце — </w:t>
+      </w:r>
       <w:r>
         <w:rPr>
           <w:rFonts w:ascii="Cambria Bold" w:hAnsi="Cambria Bold" w:hint="default"/>
           <w:rtl w:val="0"/>
           <w:lang w:val="en-US"/>
         </w:rPr>
-        <w:t xml:space="preserve">Тема </w:t>
-      </w:r>
-      <w:r>
-        <w:rPr>
-          <w:rFonts w:ascii="Cambria Bold" w:hAnsi="Cambria Bold"/>
-          <w:rtl w:val="0"/>
-          <w:lang w:val="en-US"/>
-        </w:rPr>
-        <w:t>1.</w:t>
-      </w:r>
-      <w:r>
-        <w:rPr>
-          <w:rtl w:val="0"/>
-          <w:lang w:val="en-US"/>
-        </w:rPr>
-        <w:t xml:space="preserve"> Питание и питьё: прибавка веса, витамины, особые рационы, тошнота и изжога, пищевая безопасность, кофеин.</w:t>
-      </w:r>
-    </w:p>
-    <w:p>
-      <w:pPr>
-        <w:pStyle w:val="Compact"/>
-        <w:numPr>
-          <w:ilvl w:val="0"/>
-          <w:numId w:val="2"/>
-        </w:numPr>
-        <w:rPr>
-          <w:lang w:val="en-US"/>
-        </w:rPr>
-      </w:pPr>
-      <w:r>
-        <w:rPr>
-          <w:rFonts w:ascii="Cambria Bold" w:hAnsi="Cambria Bold" w:hint="default"/>
-          <w:rtl w:val="0"/>
-          <w:lang w:val="en-US"/>
-        </w:rPr>
-        <w:t xml:space="preserve">Тема </w:t>
-      </w:r>
-      <w:r>
-        <w:rPr>
-          <w:rFonts w:ascii="Cambria Bold" w:hAnsi="Cambria Bold"/>
-          <w:rtl w:val="0"/>
-          <w:lang w:val="en-US"/>
-        </w:rPr>
-        <w:t>2.</w:t>
-      </w:r>
-      <w:r>
-        <w:rPr>
-          <w:rtl w:val="0"/>
-          <w:lang w:val="en-US"/>
-        </w:rPr>
-        <w:t xml:space="preserve"> Сон: почему он меняется, что мешает, в какой позе спать после 28 недель.</w:t>
-      </w:r>
-    </w:p>
-    <w:p>
-      <w:pPr>
-        <w:pStyle w:val="Compact"/>
-        <w:numPr>
-          <w:ilvl w:val="0"/>
-          <w:numId w:val="2"/>
-        </w:numPr>
-        <w:rPr>
-          <w:lang w:val="en-US"/>
-        </w:rPr>
-      </w:pPr>
-      <w:r>
-        <w:rPr>
-          <w:rFonts w:ascii="Cambria Bold" w:hAnsi="Cambria Bold" w:hint="default"/>
-          <w:rtl w:val="0"/>
-          <w:lang w:val="en-US"/>
-        </w:rPr>
-        <w:t xml:space="preserve">Тема </w:t>
-      </w:r>
-      <w:r>
-        <w:rPr>
-          <w:rFonts w:ascii="Cambria Bold" w:hAnsi="Cambria Bold"/>
-          <w:rtl w:val="0"/>
-          <w:lang w:val="en-US"/>
-        </w:rPr>
-        <w:t>3.</w:t>
-      </w:r>
-      <w:r>
-        <w:rPr>
-          <w:rtl w:val="0"/>
-          <w:lang w:val="en-US"/>
-        </w:rPr>
-        <w:t xml:space="preserve"> Движение: кому и сколько можно, какие нагрузки подходят, боль в спине, тазовое дно, когда прекратить занятие.</w:t>
-      </w:r>
-    </w:p>
-    <w:p>
-      <w:pPr>
-        <w:pStyle w:val="Compact"/>
-        <w:numPr>
-          <w:ilvl w:val="0"/>
-          <w:numId w:val="2"/>
-        </w:numPr>
-        <w:rPr>
-          <w:lang w:val="en-US"/>
-        </w:rPr>
-      </w:pPr>
-      <w:r>
-        <w:rPr>
-          <w:rFonts w:ascii="Cambria Bold" w:hAnsi="Cambria Bold" w:hint="default"/>
-          <w:rtl w:val="0"/>
-          <w:lang w:val="en-US"/>
-        </w:rPr>
-        <w:t xml:space="preserve">Тема </w:t>
-      </w:r>
-      <w:r>
-        <w:rPr>
-          <w:rFonts w:ascii="Cambria Bold" w:hAnsi="Cambria Bold"/>
-          <w:rtl w:val="0"/>
-          <w:lang w:val="en-US"/>
-        </w:rPr>
-        <w:t>4.</w:t>
-      </w:r>
-      <w:r>
-        <w:rPr>
-          <w:rtl w:val="0"/>
-          <w:lang w:val="en-US"/>
-        </w:rPr>
-        <w:t xml:space="preserve"> Интимная жизнь: безопасность, желание, боль, защита от инфекций, половой покой.</w:t>
-      </w:r>
-    </w:p>
-    <w:p>
-      <w:pPr>
-        <w:pStyle w:val="Compact"/>
-        <w:numPr>
-          <w:ilvl w:val="0"/>
-          <w:numId w:val="2"/>
-        </w:numPr>
-        <w:rPr>
-          <w:lang w:val="en-US"/>
-        </w:rPr>
-      </w:pPr>
-      <w:r>
-        <w:rPr>
-          <w:rFonts w:ascii="Cambria Bold" w:hAnsi="Cambria Bold" w:hint="default"/>
-          <w:rtl w:val="0"/>
-          <w:lang w:val="en-US"/>
-        </w:rPr>
-        <w:t xml:space="preserve">Тема </w:t>
-      </w:r>
-      <w:r>
-        <w:rPr>
-          <w:rFonts w:ascii="Cambria Bold" w:hAnsi="Cambria Bold"/>
-          <w:rtl w:val="0"/>
-          <w:lang w:val="en-US"/>
-        </w:rPr>
-        <w:t>5.</w:t>
-      </w:r>
-      <w:r>
-        <w:rPr>
-          <w:rtl w:val="0"/>
-          <w:lang w:val="en-US"/>
-        </w:rPr>
-        <w:t xml:space="preserve"> Кожа и гигиена: зуд, растяжки, косметика, грудь, интимная зона и выделения.</w:t>
-      </w:r>
-    </w:p>
-    <w:p>
-      <w:pPr>
-        <w:pStyle w:val="Compact"/>
-        <w:numPr>
-          <w:ilvl w:val="0"/>
-          <w:numId w:val="2"/>
-        </w:numPr>
-        <w:rPr>
-          <w:lang w:val="en-US"/>
-        </w:rPr>
-      </w:pPr>
-      <w:r>
-        <w:rPr>
-          <w:rFonts w:ascii="Cambria Bold" w:hAnsi="Cambria Bold" w:hint="default"/>
-          <w:rtl w:val="0"/>
-          <w:lang w:val="en-US"/>
-        </w:rPr>
-        <w:t xml:space="preserve">Тема </w:t>
-      </w:r>
-      <w:r>
-        <w:rPr>
-          <w:rFonts w:ascii="Cambria Bold" w:hAnsi="Cambria Bold"/>
-          <w:rtl w:val="0"/>
-          <w:lang w:val="en-US"/>
-        </w:rPr>
-        <w:t>6.</w:t>
-      </w:r>
-      <w:r>
-        <w:rPr>
-          <w:rtl w:val="0"/>
-          <w:lang w:val="en-US"/>
-        </w:rPr>
-        <w:t xml:space="preserve"> Зубы и дёсны: уход, лечение, анестезия и рентген при беременности.</w:t>
-      </w:r>
-    </w:p>
-    <w:p>
-      <w:pPr>
-        <w:pStyle w:val="Compact"/>
-        <w:numPr>
-          <w:ilvl w:val="0"/>
-          <w:numId w:val="2"/>
-        </w:numPr>
-        <w:rPr>
-          <w:lang w:val="en-US"/>
-        </w:rPr>
-      </w:pPr>
-      <w:r>
-        <w:rPr>
-          <w:rFonts w:ascii="Cambria Bold" w:hAnsi="Cambria Bold" w:hint="default"/>
-          <w:rtl w:val="0"/>
-          <w:lang w:val="en-US"/>
-        </w:rPr>
-        <w:t xml:space="preserve">Тема </w:t>
-      </w:r>
-      <w:r>
-        <w:rPr>
-          <w:rFonts w:ascii="Cambria Bold" w:hAnsi="Cambria Bold"/>
-          <w:rtl w:val="0"/>
-          <w:lang w:val="en-US"/>
-        </w:rPr>
-        <w:t>7.</w:t>
-      </w:r>
-      <w:r>
-        <w:rPr>
-          <w:rtl w:val="0"/>
-          <w:lang w:val="en-US"/>
-        </w:rPr>
-        <w:t xml:space="preserve"> Лекарства и добавки: как читать инструкцию, чем снижать боль и температуру, что помогает при простуде, аллергии, изжоге, как быть, если препарат уже принят.</w:t>
-      </w:r>
-    </w:p>
-    <w:p>
-      <w:pPr>
-        <w:pStyle w:val="Compact"/>
-        <w:numPr>
-          <w:ilvl w:val="0"/>
-          <w:numId w:val="2"/>
-        </w:numPr>
-        <w:rPr>
-          <w:lang w:val="en-US"/>
-        </w:rPr>
-      </w:pPr>
-      <w:r>
-        <w:rPr>
-          <w:rFonts w:ascii="Cambria Bold" w:hAnsi="Cambria Bold" w:hint="default"/>
-          <w:rtl w:val="0"/>
-          <w:lang w:val="en-US"/>
-        </w:rPr>
-        <w:t xml:space="preserve">Тема </w:t>
-      </w:r>
-      <w:r>
-        <w:rPr>
-          <w:rFonts w:ascii="Cambria Bold" w:hAnsi="Cambria Bold"/>
-          <w:rtl w:val="0"/>
-          <w:lang w:val="en-US"/>
-        </w:rPr>
-        <w:t>8.</w:t>
-      </w:r>
-      <w:r>
-        <w:rPr>
-          <w:rtl w:val="0"/>
-          <w:lang w:val="en-US"/>
-        </w:rPr>
-        <w:t xml:space="preserve"> Привычки и воздействия: алкоголь, курение, бытовая химия, жара, работа, поездки, падения.</w:t>
-      </w:r>
-    </w:p>
-    <w:p>
-      <w:pPr>
-        <w:pStyle w:val="Compact"/>
-        <w:numPr>
-          <w:ilvl w:val="0"/>
-          <w:numId w:val="2"/>
-        </w:numPr>
-        <w:rPr>
-          <w:lang w:val="en-US"/>
-        </w:rPr>
-      </w:pPr>
-      <w:r>
-        <w:rPr>
-          <w:rFonts w:ascii="Cambria Bold" w:hAnsi="Cambria Bold" w:hint="default"/>
-          <w:rtl w:val="0"/>
-          <w:lang w:val="en-US"/>
-        </w:rPr>
-        <w:t xml:space="preserve">Тема </w:t>
-      </w:r>
-      <w:r>
-        <w:rPr>
-          <w:rFonts w:ascii="Cambria Bold" w:hAnsi="Cambria Bold"/>
-          <w:rtl w:val="0"/>
-          <w:lang w:val="en-US"/>
-        </w:rPr>
-        <w:t>9.</w:t>
-      </w:r>
-      <w:r>
-        <w:rPr>
-          <w:rtl w:val="0"/>
-          <w:lang w:val="en-US"/>
-        </w:rPr>
-        <w:t xml:space="preserve"> Инфекции и прививки: откуда берутся опасные инфекции, какие прививки делают, что делать после контакта с больным, как понимать анализы.</w:t>
-      </w:r>
-    </w:p>
-    <w:p>
-      <w:pPr>
-        <w:pStyle w:val="Compact"/>
-        <w:numPr>
-          <w:ilvl w:val="0"/>
-          <w:numId w:val="2"/>
-        </w:numPr>
-        <w:rPr>
-          <w:lang w:val="en-US"/>
-        </w:rPr>
-      </w:pPr>
-      <w:r>
-        <w:rPr>
-          <w:rFonts w:ascii="Cambria Bold" w:hAnsi="Cambria Bold" w:hint="default"/>
-          <w:rtl w:val="0"/>
-          <w:lang w:val="en-US"/>
-        </w:rPr>
-        <w:t xml:space="preserve">Тема </w:t>
-      </w:r>
-      <w:r>
-        <w:rPr>
-          <w:rFonts w:ascii="Cambria Bold" w:hAnsi="Cambria Bold"/>
-          <w:rtl w:val="0"/>
-          <w:lang w:val="en-US"/>
-        </w:rPr>
-        <w:t>10.</w:t>
-      </w:r>
-      <w:r>
-        <w:rPr>
-          <w:rtl w:val="0"/>
-          <w:lang w:val="en-US"/>
-        </w:rPr>
-        <w:t xml:space="preserve"> Эмоциональное состояние: тревога, депрессия, страх родов, к кому идти, небезопасные отношения, кризис.</w:t>
-      </w:r>
-    </w:p>
-    <w:p>
-      <w:pPr>
-        <w:pStyle w:val="Compact"/>
-        <w:numPr>
-          <w:ilvl w:val="0"/>
-          <w:numId w:val="2"/>
-        </w:numPr>
-        <w:rPr>
-          <w:lang w:val="en-US"/>
-        </w:rPr>
-      </w:pPr>
-      <w:r>
-        <w:rPr>
-          <w:rFonts w:ascii="Cambria Bold" w:hAnsi="Cambria Bold" w:hint="default"/>
-          <w:rtl w:val="0"/>
-          <w:lang w:val="en-US"/>
-        </w:rPr>
-        <w:t xml:space="preserve">Тема </w:t>
-      </w:r>
-      <w:r>
-        <w:rPr>
-          <w:rFonts w:ascii="Cambria Bold" w:hAnsi="Cambria Bold"/>
-          <w:rtl w:val="0"/>
-          <w:lang w:val="en-US"/>
-        </w:rPr>
-        <w:t>11.</w:t>
-      </w:r>
-      <w:r>
-        <w:rPr>
-          <w:rtl w:val="0"/>
-          <w:lang w:val="en-US"/>
-        </w:rPr>
-        <w:t xml:space="preserve"> Наблюдение дома: шевеления ребёнка, давление, дневник симптомов, когда звонить врачу и как быстро.</w:t>
-      </w:r>
-      <w:bookmarkEnd w:id="3"/>
-    </w:p>
-    <w:p>
-      <w:pPr>
-        <w:pStyle w:val="Рубрика 2"/>
-      </w:pPr>
-      <w:bookmarkStart w:name="какустроенакнига" w:id="4"/>
-      <w:r>
-        <w:rPr>
-          <w:rFonts w:cs="Arial Unicode MS" w:eastAsia="Arial Unicode MS" w:hint="default"/>
-          <w:rtl w:val="0"/>
-          <w:lang w:val="ru-RU"/>
-        </w:rPr>
-        <w:t>Как устроена книга</w:t>
-      </w:r>
-    </w:p>
-    <w:p>
-      <w:pPr>
-        <w:pStyle w:val="First Paragraph"/>
-      </w:pPr>
-      <w:r>
-        <w:rPr>
-          <w:rtl w:val="0"/>
-          <w:lang w:val="en-US"/>
-        </w:rPr>
-        <w:t>Книга состоит из четырёх частей.</w:t>
-      </w:r>
-    </w:p>
-    <w:p>
-      <w:pPr>
-        <w:pStyle w:val="First Paragraph"/>
-      </w:pPr>
-      <w:bookmarkStart w:name="какустроенакнига2" w:id="5"/>
-      <w:r>
-        <w:rPr>
-          <w:rtl w:val="0"/>
-          <w:lang w:val="en-US"/>
-        </w:rPr>
-        <w:t xml:space="preserve">В самом начале — </w:t>
-      </w:r>
-      <w:r>
-        <w:rPr>
-          <w:rFonts w:ascii="Cambria Bold" w:hAnsi="Cambria Bold" w:hint="default"/>
-          <w:rtl w:val="0"/>
-          <w:lang w:val="en-US"/>
-        </w:rPr>
-        <w:t xml:space="preserve">Раздел </w:t>
-      </w:r>
-      <w:r>
-        <w:rPr>
-          <w:rFonts w:ascii="Cambria Bold" w:hAnsi="Cambria Bold"/>
-          <w:rtl w:val="0"/>
-          <w:lang w:val="en-US"/>
-        </w:rPr>
-        <w:t xml:space="preserve">0 </w:t>
-      </w:r>
-      <w:r>
-        <w:rPr>
-          <w:rFonts w:ascii="Cambria Bold" w:hAnsi="Cambria Bold" w:hint="default"/>
-          <w:rtl w:val="0"/>
-          <w:lang w:val="en-US"/>
-        </w:rPr>
-        <w:t>«Быстрая помощь»</w:t>
-      </w:r>
-      <w:r>
-        <w:rPr>
-          <w:rtl w:val="0"/>
-          <w:lang w:val="en-US"/>
-        </w:rPr>
-        <w:t xml:space="preserve">. </w:t>
-      </w:r>
-      <w:r>
-        <w:rPr>
-          <w:strike/>
-          <w:color w:val="C00000"/>
-          <w:rtl w:val="0"/>
-          <w:lang w:val="en-US"/>
-        </w:rPr>
-        <w:t xml:space="preserve">Он стоит первым, чтобы его можно было открыть за секунды, когда страшно: кровь, сильная боль, судороги, ребёнок перестал двигаться.</w:t>
-      </w:r>
-      <w:r>
-        <w:rPr>
-          <w:rtl w:val="0"/>
-          <w:lang w:val="en-US"/>
-        </w:rPr>
-        <w:t xml:space="preserve">Он стоит первым, чтобы в экстренной ситуации его можно было найти сразу: кровотечение, сильная боль, судороги, ребёнок перестал двигаться.</w:t>
-      </w:r>
-      <w:r>
-        <w:rPr>
-          <w:rtl w:val="0"/>
-          <w:lang w:val="en-US"/>
-        </w:rPr>
-        <w:t xml:space="preserve"> В нём только то, что нужно сделать сейчас.</w:t>
-      </w:r>
-    </w:p>
-    <w:p>
-      <w:pPr>
-        <w:pStyle w:val="Body Text"/>
-      </w:pPr>
-      <w:r>
-        <w:rPr>
-          <w:rtl w:val="0"/>
-          <w:lang w:val="en-US"/>
-        </w:rPr>
-        <w:t xml:space="preserve">За ним — </w:t>
-      </w:r>
-      <w:r>
-        <w:rPr>
-          <w:rFonts w:ascii="Cambria Bold" w:hAnsi="Cambria Bold" w:hint="default"/>
-          <w:rtl w:val="0"/>
-          <w:lang w:val="en-US"/>
-        </w:rPr>
-        <w:t>Ориентационный раздел</w:t>
-      </w:r>
-      <w:r>
-        <w:rPr>
-          <w:rtl w:val="0"/>
-          <w:lang w:val="en-US"/>
-        </w:rPr>
-        <w:t xml:space="preserve">: как устроено наблюдение беременности. К каким врачам и сколько раз ходить, чем скрининг отличается от диагноза, </w:t>
-      </w:r>
-      <w:r>
-        <w:rPr>
-          <w:strike/>
-          <w:color w:val="C00000"/>
-          <w:rtl w:val="0"/>
-          <w:lang w:val="en-US"/>
-        </w:rPr>
-        <w:t xml:space="preserve">что значит загадочное «по показаниям»</w:t>
-      </w:r>
-      <w:r>
-        <w:rPr>
-          <w:rtl w:val="0"/>
-          <w:lang w:val="en-US"/>
-        </w:rPr>
-        <w:t xml:space="preserve">что означает «по показаниям»</w:t>
-      </w:r>
-      <w:r>
-        <w:rPr>
-          <w:rtl w:val="0"/>
-          <w:lang w:val="en-US"/>
-        </w:rPr>
-        <w:t xml:space="preserve"> и какие вопросы взять с собой на приём.</w:t>
-      </w:r>
-    </w:p>
-    <w:p>
-      <w:pPr>
-        <w:pStyle w:val="Body Text"/>
-      </w:pPr>
-      <w:r>
-        <w:rPr>
-          <w:rtl w:val="0"/>
-          <w:lang w:val="en-US"/>
-        </w:rPr>
-        <w:t xml:space="preserve">Затем </w:t>
-      </w:r>
-      <w:r>
-        <w:rPr>
-          <w:rFonts w:ascii="Cambria Bold" w:hAnsi="Cambria Bold" w:hint="default"/>
-          <w:rtl w:val="0"/>
-          <w:lang w:val="en-US"/>
-        </w:rPr>
-        <w:t>одиннадцать тем</w:t>
-      </w:r>
-      <w:r>
-        <w:rPr>
-          <w:rtl w:val="0"/>
-          <w:lang w:val="en-US"/>
-        </w:rPr>
-        <w:t xml:space="preserve"> — основная часть книги. Их можно читать подряд, а можно открывать по одной, когда возник вопрос: каждая тема отвечает на свои вопросы целиком и не заставляет искать недостающее в других главах. Заголовок раздела называет вопрос, на который раздел отвечает, — например, «Боль в спине и тазу: почему возникает и что делать».</w:t>
-      </w:r>
-    </w:p>
-    <w:p>
-      <w:pPr>
-        <w:pStyle w:val="Body Text"/>
-      </w:pPr>
-      <w:r>
-        <w:rPr>
-          <w:rtl w:val="0"/>
-          <w:lang w:val="en-US"/>
-        </w:rPr>
-        <w:t xml:space="preserve">В конце — </w:t>
-      </w:r>
-      <w:r>
-        <w:rPr>
-          <w:rFonts w:ascii="Cambria Bold" w:hAnsi="Cambria Bold" w:hint="default"/>
-          <w:rtl w:val="0"/>
-          <w:lang w:val="en-US"/>
-        </w:rPr>
         <w:t>приложения</w:t>
       </w:r>
       <w:r>
         <w:rPr>
+          <w:strike/>
+          <w:color w:val="C00000"/>
           <w:rtl w:val="0"/>
           <w:lang w:val="en-US"/>
         </w:rPr>
         <w:t xml:space="preserve">: навигаторы по симптомам и жизненным ситуациям, памятки и чек-листы.</w:t>
+      </w:r>
+      <w:r>
+        <w:rPr>
+          <w:rtl w:val="0"/>
+          <w:lang w:val="en-US"/>
+        </w:rPr>
+        <w:t xml:space="preserve">: навигаторы, памятки и чек-листы для быстрого поиска и подготовки к приёму.</w:t>
       </w:r>
     </w:p>
     <w:p>
@@ -2058,10 +2288,26 @@
       <w:bookmarkStart w:name="X26a7f205e45d363e9fc7fa7a6db5d67b22bd672" w:id="8"/>
       <w:r>
         <w:rPr>
-          <w:rtl w:val="0"/>
-          <w:lang w:val="en-US"/>
-        </w:rPr>
-        <w:t xml:space="preserve">Повседневные решения — что есть, как спать, сколько двигаться, чем мыть кожу, как ухаживать за зубами — вы принимаете сами, и книга даёт для них всё необходимое. Там, где правило зависит от вашего здоровья, это сказано прямо.</w:t>
+          <w:strike/>
+          <w:color w:val="C00000"/>
+          <w:rtl w:val="0"/>
+          <w:lang w:val="en-US"/>
+        </w:rPr>
+        <w:t xml:space="preserve">Повседневные решения — что есть, как спать, сколько двигаться, чем мыть кожу, как ухаживать за зубами — вы принимаете сами</w:t>
+      </w:r>
+      <w:r>
+        <w:rPr>
+          <w:rtl w:val="0"/>
+          <w:lang w:val="en-US"/>
+        </w:rPr>
+        <w:t xml:space="preserve">Повседневные решения вы принимаете сами</w:t>
+      </w:r>
+      <w:r>
+        <w:rPr>
+          <w:rtl w:val="0"/>
+          <w:lang w:val="en-US"/>
+        </w:rPr>
+        <w:t xml:space="preserve">, и книга даёт для них всё необходимое. Там, где правило зависит от вашего здоровья, это сказано прямо.</w:t>
       </w:r>
     </w:p>
     <w:p>
@@ -2217,7 +2463,23 @@
           <w:rtl w:val="0"/>
           <w:lang w:val="en-US"/>
         </w:rPr>
-        <w:t xml:space="preserve">С лекарствами правило своё. Назначенный препарат сами не отменяют, даже если в инструкции нашлось пугающее слово: сначала звонят врачу, который его назначил. Перед покупкой средства без рецепта называют фармацевту срок беременности. Что можно принять самой при боли и температуре и в каких пределах, сказано в главе о лекарствах.</w:t>
+        <w:t xml:space="preserve">С лекарствами правило своё. Назначенный препарат сами не отменяют</w:t>
+      </w:r>
+      <w:r>
+        <w:rPr>
+          <w:strike/>
+          <w:color w:val="C00000"/>
+          <w:rtl w:val="0"/>
+          <w:lang w:val="en-US"/>
+        </w:rPr>
+        <w:t xml:space="preserve">, даже если в инструкции нашлось пугающее слово</w:t>
+      </w:r>
+      <w:r>
+        <w:rPr>
+          <w:rtl w:val="0"/>
+          <w:lang w:val="en-US"/>
+        </w:rPr>
+        <w:t xml:space="preserve">: сначала звонят врачу, который его назначил. Перед покупкой средства без рецепта называют фармацевту срок беременности. Что можно принять самой при боли и температуре и в каких пределах, сказано в главе о лекарствах.</w:t>
       </w:r>
       <w:bookmarkEnd w:id="8"/>
       <w:bookmarkEnd w:id="7"/>
@@ -2495,10 +2757,19 @@
       </w:r>
       <w:r>
         <w:rPr>
+          <w:strike/>
+          <w:color w:val="C00000"/>
           <w:rtl w:val="0"/>
           <w:lang w:val="en-US"/>
         </w:rPr>
         <w:t xml:space="preserve"> О лекарствах книга рассказывает, что можно принять самой и в каких пределах, а что — только по назначению. Лечение подбирает врач.</w:t>
+      </w:r>
+      <w:r>
+        <w:rPr>
+          <w:rtl w:val="0"/>
+          <w:lang w:val="en-US"/>
+        </w:rPr>
+        <w:t xml:space="preserve"> Его подбирает врач.</w:t>
       </w:r>
     </w:p>
     <w:p>
